--- a/assets/resume.docx
+++ b/assets/resume.docx
@@ -56,29 +56,7 @@
             <w:szCs w:val="22"/>
             <w14:ligatures w14:val="none"/>
           </w:rPr>
-          <w:t>Git</w:t>
-        </w:r>
-        <w:r>
-          <w:rPr>
-            <w:rStyle w:val="Hyperlink"/>
-            <w:rFonts w:eastAsia="Times New Roman" w:cs="Times New Roman"/>
-            <w:kern w:val="0"/>
-            <w:sz w:val="22"/>
-            <w:szCs w:val="22"/>
-            <w14:ligatures w14:val="none"/>
-          </w:rPr>
-          <w:t>H</w:t>
-        </w:r>
-        <w:r>
-          <w:rPr>
-            <w:rStyle w:val="Hyperlink"/>
-            <w:rFonts w:eastAsia="Times New Roman" w:cs="Times New Roman"/>
-            <w:kern w:val="0"/>
-            <w:sz w:val="22"/>
-            <w:szCs w:val="22"/>
-            <w14:ligatures w14:val="none"/>
-          </w:rPr>
-          <w:t>ub</w:t>
+          <w:t>GitHub</w:t>
         </w:r>
       </w:hyperlink>
       <w:r>
@@ -724,6 +702,30 @@
     </w:p>
     <w:p>
       <w:pPr>
+        <w:spacing w:after="0" w:line="240" w:lineRule="auto"/>
+        <w:rPr>
+          <w:rFonts w:eastAsia="Times New Roman" w:cs="Times New Roman"/>
+          <w:kern w:val="0"/>
+          <w:sz w:val="22"/>
+          <w:szCs w:val="22"/>
+          <w14:ligatures w14:val="none"/>
+        </w:rPr>
+      </w:pPr>
+      <w:r>
+        <w:rPr>
+          <w:rFonts w:eastAsia="Times New Roman" w:cs="Times New Roman"/>
+          <w:kern w:val="0"/>
+          <w:sz w:val="22"/>
+          <w:szCs w:val="22"/>
+          <w14:ligatures w14:val="none"/>
+        </w:rPr>
+        <w:pict w14:anchorId="1B55AA1C">
+          <v:rect id="_x0000_i1028" style="width:0;height:1.5pt" o:hralign="center" o:hrstd="t" o:hr="t" fillcolor="#a0a0a0" stroked="f"/>
+        </w:pict>
+      </w:r>
+    </w:p>
+    <w:p>
+      <w:pPr>
         <w:spacing w:before="100" w:beforeAutospacing="1" w:after="100" w:afterAutospacing="1" w:line="240" w:lineRule="auto"/>
         <w:rPr>
           <w:rFonts w:eastAsia="Times New Roman" w:cs="Times New Roman"/>
@@ -1237,6 +1239,30 @@
     </w:p>
     <w:p>
       <w:pPr>
+        <w:spacing w:after="0" w:line="240" w:lineRule="auto"/>
+        <w:rPr>
+          <w:rFonts w:eastAsia="Times New Roman" w:cs="Times New Roman"/>
+          <w:kern w:val="0"/>
+          <w:sz w:val="22"/>
+          <w:szCs w:val="22"/>
+          <w14:ligatures w14:val="none"/>
+        </w:rPr>
+      </w:pPr>
+      <w:r>
+        <w:rPr>
+          <w:rFonts w:eastAsia="Times New Roman" w:cs="Times New Roman"/>
+          <w:kern w:val="0"/>
+          <w:sz w:val="22"/>
+          <w:szCs w:val="22"/>
+          <w14:ligatures w14:val="none"/>
+        </w:rPr>
+        <w:pict w14:anchorId="2E46B767">
+          <v:rect id="_x0000_i1030" style="width:0;height:1.5pt" o:hralign="center" o:hrstd="t" o:hr="t" fillcolor="#a0a0a0" stroked="f"/>
+        </w:pict>
+      </w:r>
+    </w:p>
+    <w:p>
+      <w:pPr>
         <w:spacing w:before="100" w:beforeAutospacing="1" w:after="100" w:afterAutospacing="1" w:line="240" w:lineRule="auto"/>
         <w:rPr>
           <w:rFonts w:eastAsia="Times New Roman" w:cs="Times New Roman"/>
@@ -1282,7 +1308,7 @@
       </w:r>
     </w:p>
     <w:sectPr>
-      <w:pgSz w:w="11906" w:h="16838" w:code="9"/>
+      <w:pgSz w:w="12240" w:h="20160" w:code="5"/>
       <w:pgMar w:top="720" w:right="720" w:bottom="720" w:left="720" w:header="720" w:footer="720" w:gutter="0"/>
       <w:cols w:space="720"/>
       <w:docGrid w:linePitch="360"/>
@@ -4280,6 +4306,7 @@
   <w:style w:type="paragraph" w:default="1" w:styleId="Normal">
     <w:name w:val="Normal"/>
     <w:qFormat/>
+    <w:rsid w:val="00852CA7"/>
   </w:style>
   <w:style w:type="paragraph" w:styleId="Heading1">
     <w:name w:val="heading 1"/>
